--- a/2026_Gala_Program_LargePrint.docx
+++ b/2026_Gala_Program_LargePrint.docx
@@ -362,7 +362,7 @@
         <w:rPr>
           <w:b w:val="0"/>
         </w:rPr>
-        <w:t>Presented by the Envision Vision Rehabilitation Center &amp; Research Institute Team.</w:t>
+        <w:t>Presented by the Envision Low Vision Rehabilitation Center.</w:t>
       </w:r>
     </w:p>
     <w:p>
